--- a/PS01政务软件研发及运维技术服务/4-PS01政务软件研发及运维技术服务-科技成果转化说明材料.docx
+++ b/PS01政务软件研发及运维技术服务/4-PS01政务软件研发及运维技术服务-科技成果转化说明材料.docx
@@ -19,94 +19,629 @@
     </w:p>
     <w:p>
       <w:pPr>
-        <w:jc w:val="center"/>
-      </w:pPr>
-      <w:r>
-        <w:t xml:space="preserve">(2025.12)</w:t>
-      </w:r>
-    </w:p>
-    <w:p>
-      <w:r>
-        <w:t xml:space="preserve"/>
-      </w:r>
-    </w:p>
-    <w:p>
-      <w:r>
-        <w:t xml:space="preserve">一、科技成果名称：政务软件研发及运维技术服务</w:t>
-      </w:r>
-    </w:p>
-    <w:p>
-      <w:r>
-        <w:t xml:space="preserve">——巡查调度系统V1.0（PC端管理软件）</w:t>
-      </w:r>
-    </w:p>
-    <w:p>
-      <w:r>
-        <w:t xml:space="preserve">——巡查调度小程序V1.0（微信小程序端）</w:t>
-      </w:r>
-    </w:p>
-    <w:p>
-      <w:r>
-        <w:t xml:space="preserve">——许邻e家-基层管理小程序V1.0（微信小程序端）</w:t>
-      </w:r>
-    </w:p>
-    <w:p>
-      <w:r>
-        <w:t xml:space="preserve"/>
-      </w:r>
-    </w:p>
-    <w:p>
-      <w:r>
-        <w:t xml:space="preserve">二、科技成果类型：软件著作权</w:t>
-      </w:r>
-    </w:p>
-    <w:p>
-      <w:r>
-        <w:t xml:space="preserve">三、科技成果来源：自主研发</w:t>
-      </w:r>
-    </w:p>
-    <w:p>
-      <w:r>
-        <w:t xml:space="preserve"/>
-      </w:r>
-    </w:p>
-    <w:p>
-      <w:r>
-        <w:t xml:space="preserve">四、成果转化描述：</w:t>
-      </w:r>
-    </w:p>
-    <w:p>
-      <w:r>
-        <w:t xml:space="preserve">本项目研发形成的子项目成果，采用“自行投资+项目交付部署+持续运维服务”的方式实现成果转化，将研发成果应用于相关单位的业务管理与服务场景中，推动业务流程线上化、数据标准化与统计分析可视化。</w:t>
-      </w:r>
-    </w:p>
-    <w:p>
-      <w:pPr>
-        <w:pStyle w:val="ListParagraph"/>
-        <w:numPr>
-          <w:ilvl w:val="0"/>
-          <w:numId w:val="2"/>
-        </w:numPr>
-      </w:pPr>
-      <w:r>
-        <w:t xml:space="preserve">巡查调度系统/小程序成果转化：面向水系管理与应急调度场景部署应用，提升水位上报与应急任务处置效率。</w:t>
-      </w:r>
-    </w:p>
-    <w:p>
-      <w:pPr>
-        <w:pStyle w:val="ListParagraph"/>
-        <w:numPr>
-          <w:ilvl w:val="0"/>
-          <w:numId w:val="2"/>
-        </w:numPr>
-      </w:pPr>
-      <w:r>
-        <w:t xml:space="preserve">许邻e家小程序成果转化：面向社区治理与网格管理场景推广应用，提升居民参与度与基层协同效率。</w:t>
-      </w:r>
-    </w:p>
-    <w:p>
-      <w:r>
-        <w:t xml:space="preserve">成果转化过程中，相关登记表、使用手册、功能说明等支撑材料已整理归档，确保成果可追溯、可复用、可审计。</w:t>
+        <w:spacing w:after="100" w:line="320"/>
+      </w:pPr>
+      <w:r>
+        <w:rPr>
+          <w:b/>
+          <w:bCs/>
+        </w:rPr>
+        <w:t xml:space="preserve">科技成果名称：</w:t>
+      </w:r>
+      <w:r>
+        <w:t xml:space="preserve">政务软件研发及运维技术服务</w:t>
+      </w:r>
+    </w:p>
+    <w:p>
+      <w:pPr>
+        <w:spacing w:after="100" w:line="320"/>
+      </w:pPr>
+      <w:r>
+        <w:rPr>
+          <w:b/>
+          <w:bCs/>
+        </w:rPr>
+        <w:t xml:space="preserve">科技成果类型：</w:t>
+      </w:r>
+      <w:r>
+        <w:t xml:space="preserve">软件著作权/软件系统成果</w:t>
+      </w:r>
+    </w:p>
+    <w:p>
+      <w:pPr>
+        <w:spacing w:after="100" w:line="320"/>
+      </w:pPr>
+      <w:r>
+        <w:rPr>
+          <w:b/>
+          <w:bCs/>
+        </w:rPr>
+        <w:t xml:space="preserve">科技成果来源：</w:t>
+      </w:r>
+      <w:r>
+        <w:t xml:space="preserve">自主研发</w:t>
+      </w:r>
+    </w:p>
+    <w:p>
+      <w:pPr>
+        <w:spacing w:after="100" w:line="320"/>
+      </w:pPr>
+      <w:r>
+        <w:rPr>
+          <w:b/>
+          <w:bCs/>
+        </w:rPr>
+        <w:t xml:space="preserve">转化周期：</w:t>
+      </w:r>
+      <w:r>
+        <w:t xml:space="preserve">2025年度</w:t>
+      </w:r>
+    </w:p>
+    <w:p>
+      <w:pPr>
+        <w:pStyle w:val="Heading1"/>
+      </w:pPr>
+      <w:r>
+        <w:rPr>
+          <w:b/>
+          <w:bCs/>
+        </w:rPr>
+        <w:t xml:space="preserve">一、成果概况</w:t>
+      </w:r>
+    </w:p>
+    <w:p>
+      <w:pPr>
+        <w:spacing w:after="120" w:line="360"/>
+      </w:pPr>
+      <w:r>
+        <w:t xml:space="preserve">本项目围绕“政务软件研发及运维技术服务”形成系列研发成果，核心目标为：围绕城区水系巡查调度与基层治理移动协同需求，形成覆盖“PC管理端+小程序端+运维保障”的成套研发成果，提升指挥调度效率、基层治理响应速度和服务闭环能力。。项目成果不是单一模块，而是围绕实际业务场景构建的一组可交付、可部署、可运维的软件系统能力。</w:t>
+      </w:r>
+    </w:p>
+    <w:p>
+      <w:pPr>
+        <w:pStyle w:val="ListParagraph"/>
+        <w:numPr>
+          <w:ilvl w:val="0"/>
+          <w:numId w:val="2"/>
+        </w:numPr>
+        <w:spacing w:after="80" w:line="320"/>
+      </w:pPr>
+      <w:r>
+        <w:t xml:space="preserve">巡查调度系统V1.0（PC端）</w:t>
+      </w:r>
+    </w:p>
+    <w:p>
+      <w:pPr>
+        <w:pStyle w:val="ListParagraph"/>
+        <w:numPr>
+          <w:ilvl w:val="0"/>
+          <w:numId w:val="2"/>
+        </w:numPr>
+        <w:spacing w:after="80" w:line="320"/>
+      </w:pPr>
+      <w:r>
+        <w:t xml:space="preserve">巡查调度小程序V1.0（微信小程序端）</w:t>
+      </w:r>
+    </w:p>
+    <w:p>
+      <w:pPr>
+        <w:pStyle w:val="ListParagraph"/>
+        <w:numPr>
+          <w:ilvl w:val="0"/>
+          <w:numId w:val="2"/>
+        </w:numPr>
+        <w:spacing w:after="80" w:line="320"/>
+      </w:pPr>
+      <w:r>
+        <w:t xml:space="preserve">许邻e家基层管理小程序V1.0（微信小程序端）</w:t>
+      </w:r>
+    </w:p>
+    <w:p>
+      <w:pPr>
+        <w:pStyle w:val="Heading1"/>
+      </w:pPr>
+      <w:r>
+        <w:rPr>
+          <w:b/>
+          <w:bCs/>
+        </w:rPr>
+        <w:t xml:space="preserve">二、成果权属与形成过程</w:t>
+      </w:r>
+    </w:p>
+    <w:p>
+      <w:pPr>
+        <w:spacing w:after="120" w:line="360"/>
+      </w:pPr>
+      <w:r>
+        <w:t xml:space="preserve">本项目成果由公司自主投入研发形成，研发过程涵盖需求调研、原型设计、技术开发、功能测试、试运行、问题修正和资料归档等环节。项目的登记表、使用手册等支撑资料已归档，可证明成果形成路径的真实性和完整性。</w:t>
+      </w:r>
+    </w:p>
+    <w:p>
+      <w:pPr>
+        <w:pStyle w:val="ListParagraph"/>
+        <w:numPr>
+          <w:ilvl w:val="0"/>
+          <w:numId w:val="2"/>
+        </w:numPr>
+        <w:spacing w:after="80" w:line="320"/>
+      </w:pPr>
+      <w:r>
+        <w:t xml:space="preserve">原始文件支撑资料/2巡查调度平台PC+小程序/1-1巡查调度系统（PC版）-登记表.doc</w:t>
+      </w:r>
+    </w:p>
+    <w:p>
+      <w:pPr>
+        <w:pStyle w:val="ListParagraph"/>
+        <w:numPr>
+          <w:ilvl w:val="0"/>
+          <w:numId w:val="2"/>
+        </w:numPr>
+        <w:spacing w:after="80" w:line="320"/>
+      </w:pPr>
+      <w:r>
+        <w:t xml:space="preserve">原始文件支撑资料/2巡查调度平台PC+小程序/2-1巡查调度小程序-登记表.doc</w:t>
+      </w:r>
+    </w:p>
+    <w:p>
+      <w:pPr>
+        <w:pStyle w:val="ListParagraph"/>
+        <w:numPr>
+          <w:ilvl w:val="0"/>
+          <w:numId w:val="2"/>
+        </w:numPr>
+        <w:spacing w:after="80" w:line="320"/>
+      </w:pPr>
+      <w:r>
+        <w:t xml:space="preserve">原始文件支撑资料/3基层治理微平台PC+许邻e家小程序/2-1许邻e家-登记表.doc</w:t>
+      </w:r>
+    </w:p>
+    <w:p>
+      <w:pPr>
+        <w:pStyle w:val="ListParagraph"/>
+        <w:numPr>
+          <w:ilvl w:val="0"/>
+          <w:numId w:val="2"/>
+        </w:numPr>
+        <w:spacing w:after="80" w:line="320"/>
+      </w:pPr>
+      <w:r>
+        <w:t xml:space="preserve">原始文件支撑资料/2巡查调度平台PC+小程序/1-3巡查调度系统（PC版）使用手册.docx</w:t>
+      </w:r>
+    </w:p>
+    <w:p>
+      <w:pPr>
+        <w:pStyle w:val="ListParagraph"/>
+        <w:numPr>
+          <w:ilvl w:val="0"/>
+          <w:numId w:val="2"/>
+        </w:numPr>
+        <w:spacing w:after="80" w:line="320"/>
+      </w:pPr>
+      <w:r>
+        <w:t xml:space="preserve">原始文件支撑资料/2巡查调度平台PC+小程序/2-3巡查调度小程序使用手册.docx</w:t>
+      </w:r>
+    </w:p>
+    <w:p>
+      <w:pPr>
+        <w:pStyle w:val="ListParagraph"/>
+        <w:numPr>
+          <w:ilvl w:val="0"/>
+          <w:numId w:val="2"/>
+        </w:numPr>
+        <w:spacing w:after="80" w:line="320"/>
+      </w:pPr>
+      <w:r>
+        <w:t xml:space="preserve">原始文件支撑资料/3基层治理微平台PC+许邻e家小程序/2-3许邻e家-使用手册.docx</w:t>
+      </w:r>
+    </w:p>
+    <w:p>
+      <w:pPr>
+        <w:pStyle w:val="Heading1"/>
+      </w:pPr>
+      <w:r>
+        <w:rPr>
+          <w:b/>
+          <w:bCs/>
+        </w:rPr>
+        <w:t xml:space="preserve">三、成果转化方式</w:t>
+      </w:r>
+    </w:p>
+    <w:p>
+      <w:pPr>
+        <w:pStyle w:val="ListParagraph"/>
+        <w:numPr>
+          <w:ilvl w:val="0"/>
+          <w:numId w:val="3"/>
+        </w:numPr>
+        <w:spacing w:after="80" w:line="320"/>
+      </w:pPr>
+      <w:r>
+        <w:t xml:space="preserve">自行投资转化：由公司组织研发投入、测试投入、部署与运维支持，将成果转化为可持续交付的软件产品与服务能力。</w:t>
+      </w:r>
+    </w:p>
+    <w:p>
+      <w:pPr>
+        <w:pStyle w:val="ListParagraph"/>
+        <w:numPr>
+          <w:ilvl w:val="0"/>
+          <w:numId w:val="3"/>
+        </w:numPr>
+        <w:spacing w:after="80" w:line="320"/>
+      </w:pPr>
+      <w:r>
+        <w:t xml:space="preserve">项目实施转化：通过对接具体业务单位需求，将研发成果部署到实际业务场景中，实现从研发成果到业务工具的落地。</w:t>
+      </w:r>
+    </w:p>
+    <w:p>
+      <w:pPr>
+        <w:pStyle w:val="ListParagraph"/>
+        <w:numPr>
+          <w:ilvl w:val="0"/>
+          <w:numId w:val="3"/>
+        </w:numPr>
+        <w:spacing w:after="80" w:line="320"/>
+      </w:pPr>
+      <w:r>
+        <w:t xml:space="preserve">运维服务转化：通过后续版本优化、问题修复、运行监测、用户培训、数据维护等方式，将研发成果转化为持续服务能力。</w:t>
+      </w:r>
+    </w:p>
+    <w:p>
+      <w:pPr>
+        <w:pStyle w:val="Heading1"/>
+      </w:pPr>
+      <w:r>
+        <w:rPr>
+          <w:b/>
+          <w:bCs/>
+        </w:rPr>
+        <w:t xml:space="preserve">四、分项成果转化说明</w:t>
+      </w:r>
+    </w:p>
+    <w:p>
+      <w:pPr>
+        <w:pStyle w:val="Heading2"/>
+      </w:pPr>
+      <w:r>
+        <w:rPr>
+          <w:b/>
+          <w:bCs/>
+        </w:rPr>
+        <w:t xml:space="preserve">巡查调度系统V1.0（PC端）</w:t>
+      </w:r>
+    </w:p>
+    <w:p>
+      <w:pPr>
+        <w:pStyle w:val="ListParagraph"/>
+        <w:numPr>
+          <w:ilvl w:val="0"/>
+          <w:numId w:val="2"/>
+        </w:numPr>
+        <w:spacing w:after="80" w:line="320"/>
+      </w:pPr>
+      <w:r>
+        <w:t xml:space="preserve">闸坝、水闸水库、雨水口、易涝点等基础信息统一管理</w:t>
+      </w:r>
+    </w:p>
+    <w:p>
+      <w:pPr>
+        <w:pStyle w:val="ListParagraph"/>
+        <w:numPr>
+          <w:ilvl w:val="0"/>
+          <w:numId w:val="2"/>
+        </w:numPr>
+        <w:spacing w:after="80" w:line="320"/>
+      </w:pPr>
+      <w:r>
+        <w:t xml:space="preserve">应急任务发布、跟踪、督办与统计分析</w:t>
+      </w:r>
+    </w:p>
+    <w:p>
+      <w:pPr>
+        <w:pStyle w:val="ListParagraph"/>
+        <w:numPr>
+          <w:ilvl w:val="0"/>
+          <w:numId w:val="2"/>
+        </w:numPr>
+        <w:spacing w:after="80" w:line="320"/>
+      </w:pPr>
+      <w:r>
+        <w:t xml:space="preserve">巡查记录审核、问题分派、整改反馈与闭环留痕</w:t>
+      </w:r>
+    </w:p>
+    <w:p>
+      <w:pPr>
+        <w:pStyle w:val="ListParagraph"/>
+        <w:numPr>
+          <w:ilvl w:val="0"/>
+          <w:numId w:val="2"/>
+        </w:numPr>
+        <w:spacing w:after="80" w:line="320"/>
+      </w:pPr>
+      <w:r>
+        <w:t xml:space="preserve">GIS地图展示、点位查询、趋势分析与报表导出</w:t>
+      </w:r>
+    </w:p>
+    <w:p>
+      <w:pPr>
+        <w:spacing w:after="120" w:line="360"/>
+      </w:pPr>
+      <w:r>
+        <w:t xml:space="preserve">转化应用说明：在水系管理与防汛调度场景中部署应用，承接日常巡查、汛期值守、应急指令下发与过程监督等工作，强化后台调度能力。</w:t>
+      </w:r>
+    </w:p>
+    <w:p>
+      <w:pPr>
+        <w:pStyle w:val="Heading2"/>
+      </w:pPr>
+      <w:r>
+        <w:rPr>
+          <w:b/>
+          <w:bCs/>
+        </w:rPr>
+        <w:t xml:space="preserve">巡查调度小程序V1.0（微信小程序端）</w:t>
+      </w:r>
+    </w:p>
+    <w:p>
+      <w:pPr>
+        <w:pStyle w:val="ListParagraph"/>
+        <w:numPr>
+          <w:ilvl w:val="0"/>
+          <w:numId w:val="2"/>
+        </w:numPr>
+        <w:spacing w:after="80" w:line="320"/>
+      </w:pPr>
+      <w:r>
+        <w:t xml:space="preserve">移动端水位上报、巡查记录填报、现场图片上传</w:t>
+      </w:r>
+    </w:p>
+    <w:p>
+      <w:pPr>
+        <w:pStyle w:val="ListParagraph"/>
+        <w:numPr>
+          <w:ilvl w:val="0"/>
+          <w:numId w:val="2"/>
+        </w:numPr>
+        <w:spacing w:after="80" w:line="320"/>
+      </w:pPr>
+      <w:r>
+        <w:t xml:space="preserve">应急任务接收、反馈、提醒与消息通知</w:t>
+      </w:r>
+    </w:p>
+    <w:p>
+      <w:pPr>
+        <w:pStyle w:val="ListParagraph"/>
+        <w:numPr>
+          <w:ilvl w:val="0"/>
+          <w:numId w:val="2"/>
+        </w:numPr>
+        <w:spacing w:after="80" w:line="320"/>
+      </w:pPr>
+      <w:r>
+        <w:t xml:space="preserve">地图定位、轨迹校验、现场处置辅助</w:t>
+      </w:r>
+    </w:p>
+    <w:p>
+      <w:pPr>
+        <w:pStyle w:val="ListParagraph"/>
+        <w:numPr>
+          <w:ilvl w:val="0"/>
+          <w:numId w:val="2"/>
+        </w:numPr>
+        <w:spacing w:after="80" w:line="320"/>
+      </w:pPr>
+      <w:r>
+        <w:t xml:space="preserve">与PC端统一数据库与统一任务状态同步</w:t>
+      </w:r>
+    </w:p>
+    <w:p>
+      <w:pPr>
+        <w:spacing w:after="120" w:line="360"/>
+      </w:pPr>
+      <w:r>
+        <w:t xml:space="preserve">转化应用说明：作为一线人员作业入口投入使用，降低现场采集与反馈成本，缩短信息从发现到处置的时间链路。</w:t>
+      </w:r>
+    </w:p>
+    <w:p>
+      <w:pPr>
+        <w:pStyle w:val="Heading2"/>
+      </w:pPr>
+      <w:r>
+        <w:rPr>
+          <w:b/>
+          <w:bCs/>
+        </w:rPr>
+        <w:t xml:space="preserve">许邻e家基层管理小程序V1.0（微信小程序端）</w:t>
+      </w:r>
+    </w:p>
+    <w:p>
+      <w:pPr>
+        <w:pStyle w:val="ListParagraph"/>
+        <w:numPr>
+          <w:ilvl w:val="0"/>
+          <w:numId w:val="2"/>
+        </w:numPr>
+        <w:spacing w:after="80" w:line="320"/>
+      </w:pPr>
+      <w:r>
+        <w:t xml:space="preserve">社区活动、志愿服务、便民电话、掌上办事等居民服务能力</w:t>
+      </w:r>
+    </w:p>
+    <w:p>
+      <w:pPr>
+        <w:pStyle w:val="ListParagraph"/>
+        <w:numPr>
+          <w:ilvl w:val="0"/>
+          <w:numId w:val="2"/>
+        </w:numPr>
+        <w:spacing w:after="80" w:line="320"/>
+      </w:pPr>
+      <w:r>
+        <w:t xml:space="preserve">居民吹哨、网格巡查、问题上报与流转反馈</w:t>
+      </w:r>
+    </w:p>
+    <w:p>
+      <w:pPr>
+        <w:pStyle w:val="ListParagraph"/>
+        <w:numPr>
+          <w:ilvl w:val="0"/>
+          <w:numId w:val="2"/>
+        </w:numPr>
+        <w:spacing w:after="80" w:line="320"/>
+      </w:pPr>
+      <w:r>
+        <w:t xml:space="preserve">居民信息、商户信息、网格信息移动化查询维护</w:t>
+      </w:r>
+    </w:p>
+    <w:p>
+      <w:pPr>
+        <w:pStyle w:val="ListParagraph"/>
+        <w:numPr>
+          <w:ilvl w:val="0"/>
+          <w:numId w:val="2"/>
+        </w:numPr>
+        <w:spacing w:after="80" w:line="320"/>
+      </w:pPr>
+      <w:r>
+        <w:t xml:space="preserve">与社区后台管理协同形成“居民反馈-网格处理-部门响应”闭环</w:t>
+      </w:r>
+    </w:p>
+    <w:p>
+      <w:pPr>
+        <w:spacing w:after="120" w:line="360"/>
+      </w:pPr>
+      <w:r>
+        <w:t xml:space="preserve">转化应用说明：应用于基层社区治理与便民服务场景，提升网格员移动工作效率与居民参与度，形成可推广的智慧社区轻量化入口。</w:t>
+      </w:r>
+    </w:p>
+    <w:p>
+      <w:pPr>
+        <w:pStyle w:val="Heading1"/>
+      </w:pPr>
+      <w:r>
+        <w:rPr>
+          <w:b/>
+          <w:bCs/>
+        </w:rPr>
+        <w:t xml:space="preserve">五、成果转化后的实际价值</w:t>
+      </w:r>
+    </w:p>
+    <w:p>
+      <w:pPr>
+        <w:spacing w:after="120" w:line="360"/>
+      </w:pPr>
+      <w:r>
+        <w:t xml:space="preserve">项目实施后，可显著提升水系巡查与基层治理的响应效率，减少人工电话通知与纸质记录，强化过程追踪与统计分析，为后续多区域推广提供可复制经验。</w:t>
+      </w:r>
+    </w:p>
+    <w:p>
+      <w:pPr>
+        <w:pStyle w:val="ListParagraph"/>
+        <w:numPr>
+          <w:ilvl w:val="0"/>
+          <w:numId w:val="2"/>
+        </w:numPr>
+        <w:spacing w:after="80" w:line="320"/>
+      </w:pPr>
+      <w:r>
+        <w:t xml:space="preserve">管理价值：实现业务流程线上化、任务闭环化、数据可视化和责任留痕。</w:t>
+      </w:r>
+    </w:p>
+    <w:p>
+      <w:pPr>
+        <w:pStyle w:val="ListParagraph"/>
+        <w:numPr>
+          <w:ilvl w:val="0"/>
+          <w:numId w:val="2"/>
+        </w:numPr>
+        <w:spacing w:after="80" w:line="320"/>
+      </w:pPr>
+      <w:r>
+        <w:t xml:space="preserve">效率价值：减少纸质记录、电话沟通和重复统计工作量，缩短信息传递时间。</w:t>
+      </w:r>
+    </w:p>
+    <w:p>
+      <w:pPr>
+        <w:pStyle w:val="ListParagraph"/>
+        <w:numPr>
+          <w:ilvl w:val="0"/>
+          <w:numId w:val="2"/>
+        </w:numPr>
+        <w:spacing w:after="80" w:line="320"/>
+      </w:pPr>
+      <w:r>
+        <w:t xml:space="preserve">复制价值：形成标准化部署资料、功能清单和运维机制，便于在同类单位推广应用。</w:t>
+      </w:r>
+    </w:p>
+    <w:p>
+      <w:pPr>
+        <w:pStyle w:val="ListParagraph"/>
+        <w:numPr>
+          <w:ilvl w:val="0"/>
+          <w:numId w:val="2"/>
+        </w:numPr>
+        <w:spacing w:after="80" w:line="320"/>
+      </w:pPr>
+      <w:r>
+        <w:t xml:space="preserve">持续价值：通过版本迭代、问题优化和功能扩展，将研发成果持续转化为运维服务收入和客户粘性。</w:t>
+      </w:r>
+    </w:p>
+    <w:p>
+      <w:pPr>
+        <w:pStyle w:val="Heading1"/>
+      </w:pPr>
+      <w:r>
+        <w:rPr>
+          <w:b/>
+          <w:bCs/>
+        </w:rPr>
+        <w:t xml:space="preserve">六、成果转化路径与后续计划</w:t>
+      </w:r>
+    </w:p>
+    <w:p>
+      <w:pPr>
+        <w:spacing w:after="120" w:line="360"/>
+      </w:pPr>
+      <w:r>
+        <w:t xml:space="preserve">后续将结合不同客户或业务单位的实际需求，对现有成果进行模块裁剪、接口适配、流程调整和权限优化，在保证核心能力稳定的基础上形成差异化交付方案。对于已投入使用的场景，将持续跟踪运行数据、用户反馈和问题闭环情况，推动成果从“可用”向“好用、易运维、可复制”升级。</w:t>
+      </w:r>
+    </w:p>
+    <w:p>
+      <w:pPr>
+        <w:pStyle w:val="ListParagraph"/>
+        <w:numPr>
+          <w:ilvl w:val="0"/>
+          <w:numId w:val="2"/>
+        </w:numPr>
+        <w:spacing w:after="80" w:line="320"/>
+      </w:pPr>
+      <w:r>
+        <w:t xml:space="preserve">完善版本发布与问题工单机制，缩短反馈闭环周期。</w:t>
+      </w:r>
+    </w:p>
+    <w:p>
+      <w:pPr>
+        <w:pStyle w:val="ListParagraph"/>
+        <w:numPr>
+          <w:ilvl w:val="0"/>
+          <w:numId w:val="2"/>
+        </w:numPr>
+        <w:spacing w:after="80" w:line="320"/>
+      </w:pPr>
+      <w:r>
+        <w:t xml:space="preserve">继续沉淀实施模板、培训资料和常见问题手册，提升交付效率。</w:t>
+      </w:r>
+    </w:p>
+    <w:p>
+      <w:pPr>
+        <w:pStyle w:val="ListParagraph"/>
+        <w:numPr>
+          <w:ilvl w:val="0"/>
+          <w:numId w:val="2"/>
+        </w:numPr>
+        <w:spacing w:after="80" w:line="320"/>
+      </w:pPr>
+      <w:r>
+        <w:t xml:space="preserve">结合后续业务需求，拓展统计分析、接口集成、移动端增强等能力。</w:t>
       </w:r>
     </w:p>
     <w:sectPr>
@@ -295,6 +830,18 @@
       </w:pPr>
     </w:lvl>
   </w:abstractNum>
+  <w:abstractNum w:abstractNumId="3" w15:restartNumberingAfterBreak="0">
+    <w:multiLevelType w:val="hybridMultilevel"/>
+    <w:lvl w:ilvl="0" w15:tentative="1">
+      <w:start w:val="1"/>
+      <w:numFmt w:val="decimal"/>
+      <w:lvlText w:val="%1."/>
+      <w:lvlJc w:val="left"/>
+      <w:pPr>
+        <w:ind w:left="720" w:hanging="360"/>
+      </w:pPr>
+    </w:lvl>
+  </w:abstractNum>
   <w:num w:numId="1">
     <w:abstractNumId w:val="1"/>
     <w:lvlOverride w:ilvl="0">
@@ -303,6 +850,12 @@
   </w:num>
   <w:num w:numId="2">
     <w:abstractNumId w:val="2"/>
+    <w:lvlOverride w:ilvl="0">
+      <w:startOverride w:val="1"/>
+    </w:lvlOverride>
+  </w:num>
+  <w:num w:numId="3">
+    <w:abstractNumId w:val="3"/>
     <w:lvlOverride w:ilvl="0">
       <w:startOverride w:val="1"/>
     </w:lvlOverride>
@@ -501,15 +1054,15 @@
     <w:pPr>
       <w:keepNext w:val="false"/>
       <w:keepLines w:val="false"/>
-      <w:spacing w:after="240" w:before="240"/>
+      <w:spacing w:after="160" w:before="220"/>
       <w:outlineLvl w:val="0"/>
     </w:pPr>
     <w:rPr>
       <w:rFonts w:ascii="Arial" w:eastAsia="Noto Sans CJK SC" w:hAnsi="Arial"/>
       <w:b/>
       <w:bCs/>
-      <w:sz w:val="32"/>
-      <w:szCs w:val="32"/>
+      <w:sz w:val="30"/>
+      <w:szCs w:val="30"/>
     </w:rPr>
   </w:style>
   <w:style w:type="paragraph" w:styleId="Heading2">
@@ -520,7 +1073,7 @@
     <w:pPr>
       <w:keepNext w:val="false"/>
       <w:keepLines w:val="false"/>
-      <w:spacing w:after="180" w:before="180"/>
+      <w:spacing w:after="120" w:before="160"/>
       <w:outlineLvl w:val="1"/>
     </w:pPr>
     <w:rPr>

--- a/PS01政务软件研发及运维技术服务/4-PS01政务软件研发及运维技术服务-科技成果转化说明材料.docx
+++ b/PS01政务软件研发及运维技术服务/4-PS01政务软件研发及运维技术服务-科技成果转化说明材料.docx
@@ -22,8 +22,12 @@
         <w:spacing w:after="180"/>
         <w:jc w:val="center"/>
       </w:pPr>
-      <w:r>
-        <w:t xml:space="preserve">(2025.12)</w:t>
+      <w:r/>
+      <w:r>
+        <w:rPr>
+          <w:color w:val="FF0000"/>
+        </w:rPr>
+        <w:t>(2025.12)</w:t>
       </w:r>
     </w:p>
     <w:p>
@@ -120,6 +124,14 @@
       </w:pPr>
       <w:r>
         <w:t xml:space="preserve">许邻e家基层管理小程序V1.0 主要应用于基层社区治理和居民服务场景，涵盖社区活动、志愿服务、居民吹哨、便民服务、网格巡查、居民信息和商户信息管理等功能。该项目通过微信小程序作为移动入口，将社区居民、网格员和后台管理人员连接起来，形成“居民反馈—网格处理—后台督办”的业务闭环。项目成果的运用有助于提升基层治理工作的数字化水平和居民参与度，降低网格员线下登记和重复沟通成本，提高社区问题流转效率和服务响应速度。相关软件成果已形成完整的研发资料、功能说明和软著申报基础材料，可持续用于后续优化和推广应用。</w:t>
+      </w:r>
+    </w:p>
+    <w:p>
+      <w:r>
+        <w:rPr>
+          <w:color w:val="FF0000"/>
+        </w:rPr>
+        <w:t>成果转化时间：2025年12月（待核）</w:t>
       </w:r>
     </w:p>
     <w:sectPr>

--- a/PS01政务软件研发及运维技术服务/4-PS01政务软件研发及运维技术服务-科技成果转化说明材料.docx
+++ b/PS01政务软件研发及运维技术服务/4-PS01政务软件研发及运维技术服务-科技成果转化说明材料.docx
@@ -131,7 +131,7 @@
         <w:rPr>
           <w:color w:val="FF0000"/>
         </w:rPr>
-        <w:t>成果转化时间：2025年12月（待核）</w:t>
+        <w:t>成果转化时间：2025年12月</w:t>
       </w:r>
     </w:p>
     <w:sectPr>

--- a/PS01政务软件研发及运维技术服务/4-PS01政务软件研发及运维技术服务-科技成果转化说明材料.docx
+++ b/PS01政务软件研发及运维技术服务/4-PS01政务软件研发及运维技术服务-科技成果转化说明材料.docx
@@ -27,6 +27,11 @@
         <w:rPr>
           <w:color w:val="FF0000"/>
         </w:rPr>
+      </w:r>
+      <w:r>
+        <w:rPr>
+          <w:color w:val="000000"/>
+        </w:rPr>
         <w:t>(2025.12)</w:t>
       </w:r>
     </w:p>
@@ -130,6 +135,11 @@
       <w:r>
         <w:rPr>
           <w:color w:val="FF0000"/>
+        </w:rPr>
+      </w:r>
+      <w:r>
+        <w:rPr>
+          <w:color w:val="000000"/>
         </w:rPr>
         <w:t>成果转化时间：2025年12月</w:t>
       </w:r>

--- a/PS01政务软件研发及运维技术服务/4-PS01政务软件研发及运维技术服务-科技成果转化说明材料.docx
+++ b/PS01政务软件研发及运维技术服务/4-PS01政务软件研发及运维技术服务-科技成果转化说明材料.docx
@@ -127,8 +127,9 @@
       <w:pPr>
         <w:spacing w:after="120" w:line="360"/>
       </w:pPr>
-      <w:r>
-        <w:t xml:space="preserve">许邻e家基层管理小程序V1.0 主要应用于基层社区治理和居民服务场景，涵盖社区活动、志愿服务、居民吹哨、便民服务、网格巡查、居民信息和商户信息管理等功能。该项目通过微信小程序作为移动入口，将社区居民、网格员和后台管理人员连接起来，形成“居民反馈—网格处理—后台督办”的业务闭环。项目成果的运用有助于提升基层治理工作的数字化水平和居民参与度，降低网格员线下登记和重复沟通成本，提高社区问题流转效率和服务响应速度。相关软件成果已形成完整的研发资料、功能说明和软著申报基础材料，可持续用于后续优化和推广应用。</w:t>
+      <w:r/>
+      <w:r>
+        <w:t>许邻e家基层管理小程序V1.0 主要应用于基层社区治理和居民服务场景，涵盖社区活动、志愿服务、居民吹哨、便民服务、网格巡查、居民信息和商户信息管理等功能。该项目通过微信小程序作为移动入口，将社区居民、网格员和后台管理人员连接起来，形成“居民反馈—网格处理—后台督办”的业务闭环。项目成果的运用有助于提升基层治理工作的数字化水平和居民参与度，降低网格员线下登记和重复沟通成本，提高社区问题流转效率和服务响应速度。相关软件成果已形成较完整的研发资料、功能说明和软著申报基础材料，可为后续优化和推广应用提供支撑。</w:t>
       </w:r>
     </w:p>
     <w:p>
